--- a/output_receita_federal/instrucao_normativa_srf/documents/in_srf_84_20011011.docx
+++ b/output_receita_federal/instrucao_normativa_srf/documents/in_srf_84_20011011.docx
@@ -17,7 +17,7 @@
     </w:p>
     <w:p>
       <w:r>
-        <w:t>O SECRETÁRIO DA RECEITA FEDERAL, no uso da atribuição que lhe confere o inciso III do art. 209 do Regimento Interno da Secretaria da Receita Federal, aprovado pela Portaria MF No 259, de 24 de agosto de 2001, e tendo em vista o disposto nas Leis No 7.713, de 22 de dezembro de 1988, No 8.134, de 27 de dezembro de 1990, No 8.218, de 29 de agosto de 1991, No 8.383, de 30 de dezembro de 1991, No 8.849, de 28 de janeiro de 1994, No 8.981, de 20 de janeiro de 1995, No 9.249 e No 9.250, de 26 de dezembro de 1995, No 9.393, de 19 de dezembro de 1996, e No 9.532, de 10 de dezembro de 1997, e nas Medidas Provisórias No 2.159-70, de 24 de agosto de 2001, e No 2.189-49, de 23 de agosto de 2001, resolve:</w:t>
+        <w:t>O SECRETÁRIO DA RECEITA FEDERAL, no uso da atribuição que lhe confere o inciso III do art. 209 do Regimento Interno da Secretaria da Receita Federal, aprovado pela Portaria MF nº 259, de 24 de agosto de 2001, e tendo em vista o disposto nas Leis nº 7.713, de 22 de dezembro de 1988, nº 8.134, de 27 de dezembro de 1990, nº 8.218, de 29 de agosto de 1991, nº 8.383, de 30 de dezembro de 1991, nº 8.849, de 28 de janeiro de 1994, nº 8.981, de 20 de janeiro de 1995, nº 9.249 e nº 9.250, de 26 de dezembro de 1995, nº 9.393, de 19 de dezembro de 1996, e nº 9.532, de 10 de dezembro de 1997, e nas Medidas Provisórias nº 2.159-70, de 24 de agosto de 2001, e nº 2.189-49, de 23 de agosto de 2001, resolve:</w:t>
       </w:r>
     </w:p>
     <w:p>
@@ -27,7 +27,7 @@
     </w:p>
     <w:p>
       <w:r>
-        <w:t>Art. 1o Os ganhos de capital percebidos por pessoas físicas são apurados e tributados pelo imposto de renda na forma desta Instrução Normativa, exceto quando decorrentes de operações realizadas:</w:t>
+        <w:t>Art. 1º Os ganhos de capital percebidos por pessoas físicas são apurados e tributados pelo imposto de renda na forma desta Instrução Normativa, exceto quando decorrentes de operações realizadas:</w:t>
       </w:r>
     </w:p>
     <w:p>
@@ -47,7 +47,7 @@
     </w:p>
     <w:p>
       <w:r>
-        <w:t>Art. 2o Considera-se ganho de capital a diferença positiva entre o valor de alienação de bens ou direitos e o respectivo custo de aquisição.</w:t>
+        <w:t>Art. 2º Considera-se ganho de capital a diferença positiva entre o valor de alienação de bens ou direitos e o respectivo custo de aquisição.</w:t>
       </w:r>
     </w:p>
     <w:p>
@@ -62,7 +62,7 @@
     </w:p>
     <w:p>
       <w:r>
-        <w:t>Art. 3o Estão sujeitas à apuração de ganho de capital as operações que importem:</w:t>
+        <w:t>Art. 3º Estão sujeitas à apuração de ganho de capital as operações que importem:</w:t>
       </w:r>
     </w:p>
     <w:p>
@@ -82,7 +82,7 @@
     </w:p>
     <w:p>
       <w:r>
-        <w:t>Art. 4o São contribuintes do imposto de que trata esta Instrução Normativa as pessoas físicas, residentes:</w:t>
+        <w:t>Art. 4º São contribuintes do imposto de que trata esta Instrução Normativa as pessoas físicas, residentes:</w:t>
       </w:r>
     </w:p>
     <w:p>
@@ -97,7 +97,7 @@
     </w:p>
     <w:p>
       <w:r>
-        <w:t>Parágrafo único. No caso do inciso II do art. 3o, contribuinte do imposto é o espólio, o doador, ou o ex-cônjuge ou ex-convivente a quem for atribuído o bem ou direito objeto da tributação.</w:t>
+        <w:t>Parágrafo único. No caso do inciso II do art. 3º, contribuinte do imposto é o espólio, o doador, ou o ex-cônjuge ou ex-convivente a quem for atribuído o bem ou direito objeto da tributação.</w:t>
       </w:r>
     </w:p>
     <w:p>
@@ -112,12 +112,12 @@
     </w:p>
     <w:p>
       <w:r>
-        <w:t>Art. 5o Considera-se custo dos bens ou direitos o valor de aquisição expresso em reais.</w:t>
+        <w:t>Art. 5º Considera-se custo dos bens ou direitos o valor de aquisição expresso em reais.</w:t>
       </w:r>
     </w:p>
     <w:p>
       <w:r>
-        <w:t>Art. 6o O custo de aquisição dos bens e direitos adquiridos ou as parcelas pagas até 31 de dezembro de 1991, avaliados pelo valor de mercado para essa data e informados na Declaração de Ajuste Anual do exercício de 1992, ano-calendário de 1991, de acordo com o art. 96 da Lei No 8.383, de 1991, é esse valor, atualizado até 1o de janeiro de 1996.</w:t>
+        <w:t>Art. 6º O custo de aquisição dos bens e direitos adquiridos ou as parcelas pagas até 31 de dezembro de 1991, avaliados pelo valor de mercado para essa data e informados na Declaração de Ajuste Anual do exercício de 1992, ano-calendário de 1991, de acordo com o art. 96 da Lei nº 8.383, de 1991, é esse valor, atualizado até 1º de janeiro de 1996.</w:t>
       </w:r>
     </w:p>
     <w:p>
@@ -127,12 +127,12 @@
     </w:p>
     <w:p>
       <w:r>
-        <w:t>Art. 7o No caso de bens ou direitos adquiridos ou de parcelas pagas até 31 de dezembro de 1991, não avaliados a valor de mercado, e dos bens e direitos adquiridos ou das parcelas pagas entre 1o de janeiro de 1992 e 31 de dezembro de 1995, o custo corresponde ao valor de aquisição ou das parcelas pagas até 31 de dezembro de 1995, atualizado mediante a utilização da Tabela de Atualização do Custo de Bens e Direitos, constante no Anexo Único.</w:t>
+        <w:t>Art. 7º No caso de bens ou direitos adquiridos ou de parcelas pagas até 31 de dezembro de 1991, não avaliados a valor de mercado, e dos bens e direitos adquiridos ou das parcelas pagas entre 1º de janeiro de 1992 e 31 de dezembro de 1995, o custo corresponde ao valor de aquisição ou das parcelas pagas até 31 de dezembro de 1995, atualizado mediante a utilização da Tabela de Atualização do Custo de Bens e Direitos, constante no Anexo Único.</w:t>
       </w:r>
     </w:p>
     <w:p>
       <w:r>
-        <w:t>Art. 8o O custo dos bens e direitos adquiridos ou das parcelas pagas a partir de 1o de janeiro de 1996 não está sujeito a atualização.</w:t>
+        <w:t>Art. 8º O custo dos bens e direitos adquiridos ou das parcelas pagas a partir de 1º de janeiro de 1996 não está sujeito a atualização.</w:t>
       </w:r>
     </w:p>
     <w:p>
@@ -142,27 +142,27 @@
     </w:p>
     <w:p>
       <w:r>
-        <w:t>Art. 9o Na apuração do ganho de capital de imóvel rural é considerado custo de aquisição o valor relativo à terra nua.</w:t>
+        <w:t>Art. 9º Na apuração do ganho de capital de imóvel rural é considerado custo de aquisição o valor relativo à terra nua.</w:t>
       </w:r>
     </w:p>
     <w:p>
       <w:r>
-        <w:t>§ 1o Considera-se valor da terra nua (VTN) o valor do imóvel rural, nele incluído o da respectiva mata nativa, não computados os custos das benfeitorias (construções, instalações e melhoramentos), das culturas permanentes e temporárias, das árvores e florestas plantadas e das pastagens cultivadas ou melhoradas.</w:t>
+        <w:t>§ 1º Considera-se valor da terra nua (VTN) o valor do imóvel rural, nele incluído o da respectiva mata nativa, não computados os custos das benfeitorias (construções, instalações e melhoramentos), das culturas permanentes e temporárias, das árvores e florestas plantadas e das pastagens cultivadas ou melhoradas.</w:t>
       </w:r>
     </w:p>
     <w:p>
       <w:r>
-        <w:t>§ 2o Os custos a que se refere o § 1o, quando não tiverem sido deduzidos como despesa de custeio, na apuração do resultado da atividade rural, podem ser computados para efeito de apuração de ganho de capital.</w:t>
+        <w:t>§ 2º Os custos a que se refere o § 1º, quando não tiverem sido deduzidos como despesa de custeio, na apuração do resultado da atividade rural, podem ser computados para efeito de apuração de ganho de capital.</w:t>
       </w:r>
     </w:p>
     <w:p>
       <w:r>
-        <w:t>Art. 10. Tratando-se de imóvel rural adquirido a partir de 1997, considera-se custo de aquisição o valor da terra nua declarado pelo alienante, no Documento de Informação e Apuração do Imposto sobre a Propriedade Territorial Rural (Diat) do ano da aquisição, observado o disposto nos arts. 8o e 14 da Lei No 9.393, de 1996.</w:t>
+        <w:t>Art. 10. Tratando-se de imóvel rural adquirido a partir de 1997, considera-se custo de aquisição o valor da terra nua declarado pelo alienante, no Documento de Informação e Apuração do Imposto sobre a Propriedade Territorial Rural (Diat) do ano da aquisição, observado o disposto nos arts. 8º e 14 da Lei nº 9.393, de 1996.</w:t>
       </w:r>
     </w:p>
     <w:p>
       <w:r>
-        <w:t>§ 1o No caso de o contribuinte adquirir:</w:t>
+        <w:t>§ 1º No caso de o contribuinte adquirir:</w:t>
       </w:r>
     </w:p>
     <w:p>
@@ -177,12 +177,12 @@
     </w:p>
     <w:p>
       <w:r>
-        <w:t>§ 2o Caso não tenha sido apresentado o Diat relativamente ao ano de aquisição ou de alienação, ou a ambos, considera-se como custo e como valor de alienação o valor constante nos respectivos documentos de aquisição e de alienação.</w:t>
+        <w:t>§ 2º Caso não tenha sido apresentado o Diat relativamente ao ano de aquisição ou de alienação, ou a ambos, considera-se como custo e como valor de alienação o valor constante nos respectivos documentos de aquisição e de alienação.</w:t>
       </w:r>
     </w:p>
     <w:p>
       <w:r>
-        <w:t>§ 3o O disposto no § 2o aplica-se também no caso de contribuinte sujeito à apresentação apenas do Documento de Informação e Atualização Cadastral (Diac).</w:t>
+        <w:t>§ 3º O disposto no § 2º aplica-se também no caso de contribuinte sujeito à apresentação apenas do Documento de Informação e Atualização Cadastral (Diac).</w:t>
       </w:r>
     </w:p>
     <w:p>
@@ -262,22 +262,22 @@
     </w:p>
     <w:p>
       <w:r>
-        <w:t>§ 1o Se a transferência não se fizer pelo valor constante na Declaração de Ajuste Anual, a diferença a maior é tributável como ganho de capital.</w:t>
+        <w:t>§ 1º Se a transferência não se fizer pelo valor constante na Declaração de Ajuste Anual, a diferença a maior é tributável como ganho de capital.</w:t>
       </w:r>
     </w:p>
     <w:p>
       <w:r>
-        <w:t>§ 2o No caso de ações ou quotas recebidas em bonificação, em virtude de incorporação de lucros ou reservas ao capital social da pessoa jurídica, considera-se custo de aquisição da participação o valor do lucro ou reserva capitalizado que corresponder ao acionista ou sócio, independentemente da forma de tributação adotada pela empresa.</w:t>
+        <w:t>§ 2º No caso de ações ou quotas recebidas em bonificação, em virtude de incorporação de lucros ou reservas ao capital social da pessoa jurídica, considera-se custo de aquisição da participação o valor do lucro ou reserva capitalizado que corresponder ao acionista ou sócio, independentemente da forma de tributação adotada pela empresa.</w:t>
       </w:r>
     </w:p>
     <w:p>
       <w:r>
-        <w:t>§ 3o Para efeito de apuração de ganho de capital na alienação de participações societárias, o custo de aquisição das ações ou quotas é apurado pela média ponderada dos custos unitários, por espécie, desses títulos.</w:t>
+        <w:t>§ 3º Para efeito de apuração de ganho de capital na alienação de participações societárias, o custo de aquisição das ações ou quotas é apurado pela média ponderada dos custos unitários, por espécie, desses títulos.</w:t>
       </w:r>
     </w:p>
     <w:p>
       <w:r>
-        <w:t>§ 4o O custo médio ponderado de cada ação ou quota:</w:t>
+        <w:t>§ 4º O custo médio ponderado de cada ação ou quota:</w:t>
       </w:r>
     </w:p>
     <w:p>
@@ -297,7 +297,7 @@
     </w:p>
     <w:p>
       <w:r>
-        <w:t>§ 5o A cada aquisição ou baixa devem ser ajustadas as quantidades em estoque e os custos total e médio ponderado, por espécie, das ações ou quotas.</w:t>
+        <w:t>§ 5º A cada aquisição ou baixa devem ser ajustadas as quantidades em estoque e os custos total e médio ponderado, por espécie, das ações ou quotas.</w:t>
       </w:r>
     </w:p>
     <w:p>
@@ -442,7 +442,7 @@
     </w:p>
     <w:p>
       <w:r>
-        <w:t>§ 1o Tratando-se de imóvel rural adquirido a partir de 1997, considera-se valor de alienação da terra nua:</w:t>
+        <w:t>§ 1º Tratando-se de imóvel rural adquirido a partir de 1997, considera-se valor de alienação da terra nua:</w:t>
       </w:r>
     </w:p>
     <w:p>
@@ -457,7 +457,7 @@
     </w:p>
     <w:p>
       <w:r>
-        <w:t>§ 2o Na alienação dos imóveis rurais, a parcela do preço correspondente às benfeitorias é computada:</w:t>
+        <w:t>§ 2º Na alienação dos imóveis rurais, a parcela do preço correspondente às benfeitorias é computada:</w:t>
       </w:r>
     </w:p>
     <w:p>
@@ -472,12 +472,12 @@
     </w:p>
     <w:p>
       <w:r>
-        <w:t>§ 3o Os valores recebidos a título de reajuste, no caso de pagamento parcelado, qualquer que seja sua designação, a exemplo de juros e reajuste de parcelas, não compõem o valor de alienação, devendo ser tributados à medida de seu recebimento, na fonte ou mediante o recolhimento mensal obrigatório (Carnê-Leão), quando a alienação for para pessoa jurídica ou para pessoa física, respectivamente, e na Declaração de Ajuste Anual.</w:t>
+        <w:t>§ 3º Os valores recebidos a título de reajuste, no caso de pagamento parcelado, qualquer que seja sua designação, a exemplo de juros e reajuste de parcelas, não compõem o valor de alienação, devendo ser tributados à medida de seu recebimento, na fonte ou mediante o recolhimento mensal obrigatório (Carnê-Leão), quando a alienação for para pessoa jurídica ou para pessoa física, respectivamente, e na Declaração de Ajuste Anual.</w:t>
       </w:r>
     </w:p>
     <w:p>
       <w:r>
-        <w:t>§ 4o O valor da corretagem, quando suportado pelo alienante, é deduzido do valor da alienação e, quando se tratar de venda a prazo, com diferimento da tributação, a dedução far-se-á sobre o valor da parcela do preço recebida no mês do pagamento da referida corretagem.</w:t>
+        <w:t>§ 4º O valor da corretagem, quando suportado pelo alienante, é deduzido do valor da alienação e, quando se tratar de venda a prazo, com diferimento da tributação, a dedução far-se-á sobre o valor da parcela do preço recebida no mês do pagamento da referida corretagem.</w:t>
       </w:r>
     </w:p>
     <w:p>
@@ -497,12 +497,12 @@
     </w:p>
     <w:p>
       <w:r>
-        <w:t>§ 1o Nos casos em que o de cujus, doador, ex-cônjuge ou ex-convivente não houver apresentado Declaração de Ajuste Anual, por não se enquadrar nas condições de obrigatoriedade estabelecidas pela legislação tributária, a avaliação deve ser realizada em função do custo de aquisição conforme o disposto nos arts. 5o a 8o.</w:t>
+        <w:t>§ 1º Nos casos em que o de cujus, doador, ex-cônjuge ou ex-convivente não houver apresentado Declaração de Ajuste Anual, por não se enquadrar nas condições de obrigatoriedade estabelecidas pela legislação tributária, a avaliação deve ser realizada em função do custo de aquisição conforme o disposto nos arts. 5º a 8º.</w:t>
       </w:r>
     </w:p>
     <w:p>
       <w:r>
-        <w:t>§ 2o O valor relativo à opção por qualquer dos critérios de avaliação a que se refere este artigo, que independe da avaliação adotada para efeito da partilha ou do pagamento do imposto de transmissão, deve ser informado na declaração:</w:t>
+        <w:t>§ 2º O valor relativo à opção por qualquer dos critérios de avaliação a que se refere este artigo, que independe da avaliação adotada para efeito da partilha ou do pagamento do imposto de transmissão, deve ser informado na declaração:</w:t>
       </w:r>
     </w:p>
     <w:p>
@@ -522,22 +522,22 @@
     </w:p>
     <w:p>
       <w:r>
-        <w:t>§ 3o Se a transferência for efetuada por valor superior ao constante na Declaração de Ajuste Anual referida no caput, ou do custo de aquisição referido no § 1o, a diferença a maior constitui ganho de capital tributável.</w:t>
+        <w:t>§ 3º Se a transferência for efetuada por valor superior ao constante na Declaração de Ajuste Anual referida no caput, ou do custo de aquisição referido no § 1º, a diferença a maior constitui ganho de capital tributável.</w:t>
       </w:r>
     </w:p>
     <w:p>
       <w:r>
-        <w:t>§ 4o Na hipótese do § 3o, o inventariante, no caso de espólio, o doador ou o ex-cônjuge ou ex-convivente a quem for atribuído o bem ou direito deve preencher o Demonstrativo de Apuração do Ganho de Capital e anexá-lo à Declaração Final de Espólio ou à Declaração de Ajuste Anual do ano-calendário da doação ou da dissolução da sociedade conjugal ou união estável, conforme o caso.</w:t>
+        <w:t>§ 4º Na hipótese do § 3º, o inventariante, no caso de espólio, o doador ou o ex-cônjuge ou ex-convivente a quem for atribuído o bem ou direito deve preencher o Demonstrativo de Apuração do Ganho de Capital e anexá-lo à Declaração Final de Espólio ou à Declaração de Ajuste Anual do ano-calendário da doação ou da dissolução da sociedade conjugal ou união estável, conforme o caso.</w:t>
       </w:r>
     </w:p>
     <w:p>
       <w:r>
-        <w:t>§ 5o Na apuração de ganho de capital em virtude de posterior alienação dos bens e direitos de que trata este artigo, é considerado como custo de aquisição o valor a que se refere o § 2o.</w:t>
+        <w:t>§ 5º Na apuração de ganho de capital em virtude de posterior alienação dos bens e direitos de que trata este artigo, é considerado como custo de aquisição o valor a que se refere o § 2º.</w:t>
       </w:r>
     </w:p>
     <w:p>
       <w:r>
-        <w:t>§ 6o Para efeito do disposto no § 5o, a comprovação do custo, constante na Declaração de Ajuste Anual, é efetuada por meio de:</w:t>
+        <w:t>§ 6º Para efeito do disposto no § 5º, a comprovação do custo, constante na Declaração de Ajuste Anual, é efetuada por meio de:</w:t>
       </w:r>
     </w:p>
     <w:p>
@@ -552,12 +552,12 @@
     </w:p>
     <w:p>
       <w:r>
-        <w:t>III - Documento de Arrecadação de Receitas Federais (Darf) relativo ao pagamento do imposto de que trata o § 3o, quando a avaliação houver sido efetuada por valor superior ao constante na última Declaração de Ajuste Anual do de cujus, do doador ou ex-cônjuge declarante, ou do § 1o, conforme o caso.</w:t>
+        <w:t>III - Documento de Arrecadação de Receitas Federais (Darf) relativo ao pagamento do imposto de que trata o § 3º, quando a avaliação houver sido efetuada por valor superior ao constante na última Declaração de Ajuste Anual do de cujus, do doador ou ex-cônjuge declarante, ou do § 1º, conforme o caso.</w:t>
       </w:r>
     </w:p>
     <w:p>
       <w:r>
-        <w:t>§ 7o Na cessão de direitos hereditários, cabe ao cedente apurar, em seu nome, o ganho de capital, considerando como custo de aquisição da parte cedida o valor que, proporcionalmente, lhe couber na partilha, constante na última Declaração de Ajuste Anual do de cujus.</w:t>
+        <w:t>§ 7º Na cessão de direitos hereditários, cabe ao cedente apurar, em seu nome, o ganho de capital, considerando como custo de aquisição da parte cedida o valor que, proporcionalmente, lhe couber na partilha, constante na última Declaração de Ajuste Anual do de cujus.</w:t>
       </w:r>
     </w:p>
     <w:p>
@@ -670,29 +670,623 @@
         <w:t>Art. 26. Na alienação de imóvel adquirido até 31 de dezembro de 1988, pode ser aplicado um percentual fixo de redução sobre o ganho de capital, determinado em função do ano de aquisição ou incorporação do imóvel, de acordo com a seguinte tabela:</w:t>
       </w:r>
     </w:p>
+    <w:tbl>
+      <w:tblPr>
+        <w:tblStyle w:val="LightGrid-Accent1"/>
+        <w:tblW w:type="auto" w:w="0"/>
+        <w:tblLayout w:type="autofit"/>
+        <w:tblLook w:firstColumn="1" w:firstRow="1" w:lastColumn="0" w:lastRow="0" w:noHBand="0" w:noVBand="1" w:val="04A0"/>
+      </w:tblPr>
+      <w:tblGrid>
+        <w:gridCol w:w="1080"/>
+        <w:gridCol w:w="1080"/>
+        <w:gridCol w:w="1080"/>
+        <w:gridCol w:w="1080"/>
+        <w:gridCol w:w="1080"/>
+        <w:gridCol w:w="1080"/>
+        <w:gridCol w:w="1080"/>
+        <w:gridCol w:w="1080"/>
+      </w:tblGrid>
+      <w:tr>
+        <w:tc>
+          <w:tcPr>
+            <w:tcW w:type="dxa" w:w="8640"/>
+            <w:gridSpan w:val="8"/>
+          </w:tcPr>
+          <w:p>
+            <w:r>
+              <w:rPr>
+                <w:b/>
+              </w:rPr>
+              <w:t>PERCENTUAIS DE REDUÇÃO DO GANHO DE CAPITAL NA ALIENAÇÃO DE BEM IMÓVEL</w:t>
+            </w:r>
+            <w:r/>
+          </w:p>
+        </w:tc>
+      </w:tr>
+      <w:tr>
+        <w:tc>
+          <w:tcPr>
+            <w:tcW w:type="dxa" w:w="1080"/>
+          </w:tcPr>
+          <w:p>
+            <w:r>
+              <w:rPr>
+                <w:b/>
+              </w:rPr>
+              <w:t>ANO DE AQUISIÇÃO</w:t>
+            </w:r>
+            <w:r/>
+          </w:p>
+        </w:tc>
+        <w:tc>
+          <w:tcPr>
+            <w:tcW w:type="dxa" w:w="1080"/>
+          </w:tcPr>
+          <w:p>
+            <w:r>
+              <w:rPr>
+                <w:b/>
+              </w:rPr>
+              <w:t>% DE REDUÇÃO</w:t>
+            </w:r>
+            <w:r/>
+          </w:p>
+        </w:tc>
+        <w:tc>
+          <w:tcPr>
+            <w:tcW w:type="dxa" w:w="1080"/>
+          </w:tcPr>
+          <w:p>
+            <w:r>
+              <w:rPr>
+                <w:b/>
+              </w:rPr>
+              <w:t>ANO DE AQUISIÇÃO</w:t>
+            </w:r>
+            <w:r/>
+          </w:p>
+        </w:tc>
+        <w:tc>
+          <w:tcPr>
+            <w:tcW w:type="dxa" w:w="1080"/>
+          </w:tcPr>
+          <w:p>
+            <w:r>
+              <w:rPr>
+                <w:b/>
+              </w:rPr>
+              <w:t>% DE REDUÇÃO</w:t>
+            </w:r>
+            <w:r/>
+          </w:p>
+        </w:tc>
+        <w:tc>
+          <w:tcPr>
+            <w:tcW w:type="dxa" w:w="1080"/>
+          </w:tcPr>
+          <w:p>
+            <w:r>
+              <w:rPr>
+                <w:b/>
+              </w:rPr>
+              <w:t>ANO DE AQUISIÇÃO</w:t>
+            </w:r>
+            <w:r/>
+          </w:p>
+        </w:tc>
+        <w:tc>
+          <w:tcPr>
+            <w:tcW w:type="dxa" w:w="1080"/>
+          </w:tcPr>
+          <w:p>
+            <w:r>
+              <w:rPr>
+                <w:b/>
+              </w:rPr>
+              <w:t>% DE REDUÇÃO</w:t>
+            </w:r>
+            <w:r/>
+          </w:p>
+        </w:tc>
+        <w:tc>
+          <w:tcPr>
+            <w:tcW w:type="dxa" w:w="1080"/>
+          </w:tcPr>
+          <w:p>
+            <w:r>
+              <w:rPr>
+                <w:b/>
+              </w:rPr>
+              <w:t>ANO DE AQUISIÇÃO</w:t>
+            </w:r>
+            <w:r/>
+          </w:p>
+        </w:tc>
+        <w:tc>
+          <w:tcPr>
+            <w:tcW w:type="dxa" w:w="1080"/>
+          </w:tcPr>
+          <w:p>
+            <w:r>
+              <w:rPr>
+                <w:b/>
+              </w:rPr>
+              <w:t>% DE REDUÇÃO</w:t>
+            </w:r>
+            <w:r/>
+          </w:p>
+        </w:tc>
+      </w:tr>
+      <w:tr>
+        <w:tc>
+          <w:tcPr>
+            <w:tcW w:type="dxa" w:w="1080"/>
+          </w:tcPr>
+          <w:p>
+            <w:r>
+              <w:t>Até 1969</w:t>
+            </w:r>
+            <w:r/>
+          </w:p>
+        </w:tc>
+        <w:tc>
+          <w:tcPr>
+            <w:tcW w:type="dxa" w:w="1080"/>
+          </w:tcPr>
+          <w:p>
+            <w:r>
+              <w:t>100%</w:t>
+            </w:r>
+            <w:r/>
+          </w:p>
+        </w:tc>
+        <w:tc>
+          <w:tcPr>
+            <w:tcW w:type="dxa" w:w="1080"/>
+          </w:tcPr>
+          <w:p>
+            <w:r>
+              <w:t>1974</w:t>
+            </w:r>
+            <w:r/>
+          </w:p>
+        </w:tc>
+        <w:tc>
+          <w:tcPr>
+            <w:tcW w:type="dxa" w:w="1080"/>
+          </w:tcPr>
+          <w:p>
+            <w:r>
+              <w:t>75%</w:t>
+            </w:r>
+            <w:r/>
+          </w:p>
+        </w:tc>
+        <w:tc>
+          <w:tcPr>
+            <w:tcW w:type="dxa" w:w="1080"/>
+          </w:tcPr>
+          <w:p>
+            <w:r>
+              <w:t>1979</w:t>
+            </w:r>
+            <w:r/>
+          </w:p>
+        </w:tc>
+        <w:tc>
+          <w:tcPr>
+            <w:tcW w:type="dxa" w:w="1080"/>
+          </w:tcPr>
+          <w:p>
+            <w:r>
+              <w:t>50%</w:t>
+            </w:r>
+            <w:r/>
+          </w:p>
+        </w:tc>
+        <w:tc>
+          <w:tcPr>
+            <w:tcW w:type="dxa" w:w="1080"/>
+          </w:tcPr>
+          <w:p>
+            <w:r>
+              <w:t>1984</w:t>
+            </w:r>
+            <w:r/>
+          </w:p>
+        </w:tc>
+        <w:tc>
+          <w:tcPr>
+            <w:tcW w:type="dxa" w:w="1080"/>
+          </w:tcPr>
+          <w:p>
+            <w:r>
+              <w:t>25%</w:t>
+            </w:r>
+            <w:r/>
+          </w:p>
+        </w:tc>
+      </w:tr>
+      <w:tr>
+        <w:tc>
+          <w:tcPr>
+            <w:tcW w:type="dxa" w:w="1080"/>
+          </w:tcPr>
+          <w:p>
+            <w:r>
+              <w:t>1970</w:t>
+            </w:r>
+            <w:r/>
+          </w:p>
+        </w:tc>
+        <w:tc>
+          <w:tcPr>
+            <w:tcW w:type="dxa" w:w="1080"/>
+          </w:tcPr>
+          <w:p>
+            <w:r>
+              <w:t>95%</w:t>
+            </w:r>
+            <w:r/>
+          </w:p>
+        </w:tc>
+        <w:tc>
+          <w:tcPr>
+            <w:tcW w:type="dxa" w:w="1080"/>
+          </w:tcPr>
+          <w:p>
+            <w:r>
+              <w:t>1975</w:t>
+            </w:r>
+            <w:r/>
+          </w:p>
+        </w:tc>
+        <w:tc>
+          <w:tcPr>
+            <w:tcW w:type="dxa" w:w="1080"/>
+          </w:tcPr>
+          <w:p>
+            <w:r>
+              <w:t>70%</w:t>
+            </w:r>
+            <w:r/>
+          </w:p>
+        </w:tc>
+        <w:tc>
+          <w:tcPr>
+            <w:tcW w:type="dxa" w:w="1080"/>
+          </w:tcPr>
+          <w:p>
+            <w:r>
+              <w:t>1980</w:t>
+            </w:r>
+            <w:r/>
+          </w:p>
+        </w:tc>
+        <w:tc>
+          <w:tcPr>
+            <w:tcW w:type="dxa" w:w="1080"/>
+          </w:tcPr>
+          <w:p>
+            <w:r>
+              <w:t>45%</w:t>
+            </w:r>
+            <w:r/>
+          </w:p>
+        </w:tc>
+        <w:tc>
+          <w:tcPr>
+            <w:tcW w:type="dxa" w:w="1080"/>
+          </w:tcPr>
+          <w:p>
+            <w:r>
+              <w:t>1985</w:t>
+            </w:r>
+            <w:r/>
+          </w:p>
+        </w:tc>
+        <w:tc>
+          <w:tcPr>
+            <w:tcW w:type="dxa" w:w="1080"/>
+          </w:tcPr>
+          <w:p>
+            <w:r>
+              <w:t>20%</w:t>
+            </w:r>
+            <w:r/>
+          </w:p>
+        </w:tc>
+      </w:tr>
+      <w:tr>
+        <w:tc>
+          <w:tcPr>
+            <w:tcW w:type="dxa" w:w="1080"/>
+          </w:tcPr>
+          <w:p>
+            <w:r>
+              <w:t>1971</w:t>
+            </w:r>
+            <w:r/>
+          </w:p>
+        </w:tc>
+        <w:tc>
+          <w:tcPr>
+            <w:tcW w:type="dxa" w:w="1080"/>
+          </w:tcPr>
+          <w:p>
+            <w:r>
+              <w:t>90%</w:t>
+            </w:r>
+            <w:r/>
+          </w:p>
+        </w:tc>
+        <w:tc>
+          <w:tcPr>
+            <w:tcW w:type="dxa" w:w="1080"/>
+          </w:tcPr>
+          <w:p>
+            <w:r>
+              <w:t>1976</w:t>
+            </w:r>
+            <w:r/>
+          </w:p>
+        </w:tc>
+        <w:tc>
+          <w:tcPr>
+            <w:tcW w:type="dxa" w:w="1080"/>
+          </w:tcPr>
+          <w:p>
+            <w:r>
+              <w:t>65%</w:t>
+            </w:r>
+            <w:r/>
+          </w:p>
+        </w:tc>
+        <w:tc>
+          <w:tcPr>
+            <w:tcW w:type="dxa" w:w="1080"/>
+          </w:tcPr>
+          <w:p>
+            <w:r>
+              <w:t>1981</w:t>
+            </w:r>
+            <w:r/>
+          </w:p>
+        </w:tc>
+        <w:tc>
+          <w:tcPr>
+            <w:tcW w:type="dxa" w:w="1080"/>
+          </w:tcPr>
+          <w:p>
+            <w:r>
+              <w:t>40%</w:t>
+            </w:r>
+            <w:r/>
+          </w:p>
+        </w:tc>
+        <w:tc>
+          <w:tcPr>
+            <w:tcW w:type="dxa" w:w="1080"/>
+          </w:tcPr>
+          <w:p>
+            <w:r>
+              <w:t>1986</w:t>
+            </w:r>
+            <w:r/>
+          </w:p>
+        </w:tc>
+        <w:tc>
+          <w:tcPr>
+            <w:tcW w:type="dxa" w:w="1080"/>
+          </w:tcPr>
+          <w:p>
+            <w:r>
+              <w:t>15%</w:t>
+            </w:r>
+            <w:r/>
+          </w:p>
+        </w:tc>
+      </w:tr>
+      <w:tr>
+        <w:tc>
+          <w:tcPr>
+            <w:tcW w:type="dxa" w:w="1080"/>
+          </w:tcPr>
+          <w:p>
+            <w:r>
+              <w:t>1972</w:t>
+            </w:r>
+            <w:r/>
+          </w:p>
+        </w:tc>
+        <w:tc>
+          <w:tcPr>
+            <w:tcW w:type="dxa" w:w="1080"/>
+          </w:tcPr>
+          <w:p>
+            <w:r>
+              <w:t>85%</w:t>
+            </w:r>
+            <w:r/>
+          </w:p>
+        </w:tc>
+        <w:tc>
+          <w:tcPr>
+            <w:tcW w:type="dxa" w:w="1080"/>
+          </w:tcPr>
+          <w:p>
+            <w:r>
+              <w:t>1977</w:t>
+            </w:r>
+            <w:r/>
+          </w:p>
+        </w:tc>
+        <w:tc>
+          <w:tcPr>
+            <w:tcW w:type="dxa" w:w="1080"/>
+          </w:tcPr>
+          <w:p>
+            <w:r>
+              <w:t>60%</w:t>
+            </w:r>
+            <w:r/>
+          </w:p>
+        </w:tc>
+        <w:tc>
+          <w:tcPr>
+            <w:tcW w:type="dxa" w:w="1080"/>
+          </w:tcPr>
+          <w:p>
+            <w:r>
+              <w:t>1982</w:t>
+            </w:r>
+            <w:r/>
+          </w:p>
+        </w:tc>
+        <w:tc>
+          <w:tcPr>
+            <w:tcW w:type="dxa" w:w="1080"/>
+          </w:tcPr>
+          <w:p>
+            <w:r>
+              <w:t>35%</w:t>
+            </w:r>
+            <w:r/>
+          </w:p>
+        </w:tc>
+        <w:tc>
+          <w:tcPr>
+            <w:tcW w:type="dxa" w:w="1080"/>
+          </w:tcPr>
+          <w:p>
+            <w:r>
+              <w:t>1987</w:t>
+            </w:r>
+            <w:r/>
+          </w:p>
+        </w:tc>
+        <w:tc>
+          <w:tcPr>
+            <w:tcW w:type="dxa" w:w="1080"/>
+          </w:tcPr>
+          <w:p>
+            <w:r>
+              <w:t>10%</w:t>
+            </w:r>
+            <w:r/>
+          </w:p>
+        </w:tc>
+      </w:tr>
+      <w:tr>
+        <w:tc>
+          <w:tcPr>
+            <w:tcW w:type="dxa" w:w="1080"/>
+          </w:tcPr>
+          <w:p>
+            <w:r>
+              <w:t>1973</w:t>
+            </w:r>
+            <w:r/>
+          </w:p>
+        </w:tc>
+        <w:tc>
+          <w:tcPr>
+            <w:tcW w:type="dxa" w:w="1080"/>
+          </w:tcPr>
+          <w:p>
+            <w:r>
+              <w:t>80%</w:t>
+            </w:r>
+            <w:r/>
+          </w:p>
+        </w:tc>
+        <w:tc>
+          <w:tcPr>
+            <w:tcW w:type="dxa" w:w="1080"/>
+          </w:tcPr>
+          <w:p>
+            <w:r>
+              <w:t>1978</w:t>
+            </w:r>
+            <w:r/>
+          </w:p>
+        </w:tc>
+        <w:tc>
+          <w:tcPr>
+            <w:tcW w:type="dxa" w:w="1080"/>
+          </w:tcPr>
+          <w:p>
+            <w:r>
+              <w:t>55%</w:t>
+            </w:r>
+            <w:r/>
+          </w:p>
+        </w:tc>
+        <w:tc>
+          <w:tcPr>
+            <w:tcW w:type="dxa" w:w="1080"/>
+          </w:tcPr>
+          <w:p>
+            <w:r>
+              <w:t>1983</w:t>
+            </w:r>
+            <w:r/>
+          </w:p>
+        </w:tc>
+        <w:tc>
+          <w:tcPr>
+            <w:tcW w:type="dxa" w:w="1080"/>
+          </w:tcPr>
+          <w:p>
+            <w:r>
+              <w:t>30%</w:t>
+            </w:r>
+            <w:r/>
+          </w:p>
+        </w:tc>
+        <w:tc>
+          <w:tcPr>
+            <w:tcW w:type="dxa" w:w="1080"/>
+          </w:tcPr>
+          <w:p>
+            <w:r>
+              <w:t>1988</w:t>
+            </w:r>
+            <w:r/>
+          </w:p>
+        </w:tc>
+        <w:tc>
+          <w:tcPr>
+            <w:tcW w:type="dxa" w:w="1080"/>
+          </w:tcPr>
+          <w:p>
+            <w:r>
+              <w:t>5%</w:t>
+            </w:r>
+            <w:r/>
+          </w:p>
+        </w:tc>
+      </w:tr>
+    </w:tbl>
     <w:p>
       <w:r>
-        <w:t>ANO DE % DE ANO DE % DE AQUISIÇÃO REDUÇÃO AQUISIÇÃO REDUÇÃO Até 1969 100% 1974 75% 1970 95% 1975 70% 1971 90% 1976 65% 1972 85% 1977 60% 1973 80% 1978 55% ANO DE % DE ANO DE % DE AQUISIÇÃO REDUÇÃO AQUISIÇÃO REDUÇÃO 1979 50% 1984 25% 1980 45% 1985 20% 1981 40% 1986 15% 1982 35% 1987 10% 1983 30% 1988 5%</w:t>
+        <w:t>§ 1º Na alienação de imóvel constituído por terreno adquirido até 31 de dezembro de 1988 e de edificação, ampliação ou reforma iniciada até essa data, ainda que concluída em ano posterior, informada na Declaração de Ajuste Anual, o percentual de redução é determinado em função do ano de aquisição do terreno e aplicado sobre todo o ganho de capital.</w:t>
       </w:r>
     </w:p>
     <w:p>
       <w:r>
-        <w:t>§ 1o Na alienação de imóvel constituído por terreno adquirido até 31 de dezembro de 1988 e de edificação, ampliação ou reforma iniciada até essa data, ainda que concluída em ano posterior, informada na Declaração de Ajuste Anual, o percentual de redução é determinado em função do ano de aquisição do terreno e aplicado sobre todo o ganho de capital.</w:t>
+        <w:t>§ 2º Na alienação em conjunto, de imóvel constituído de partes adquiridas em datas diferentes, a redução aplica-se à parcela do ganho de capital que corresponder a cada parte adquirida até 31 de dezembro de 1988.</w:t>
       </w:r>
     </w:p>
     <w:p>
       <w:r>
-        <w:t>§ 2o Na alienação em conjunto, de imóvel constituído de partes adquiridas em datas diferentes, a redução aplica-se à parcela do ganho de capital que corresponder a cada parte adquirida até 31 de dezembro de 1988.</w:t>
+        <w:t>§ 3º Na alienação de imóvel adquirido até 31 de dezembro de 1988, contendo construção, ampliação ou reforma iniciada após essa data, o percentual de redução aplica-se à parcela do ganho de capital que corresponder ao terreno e às edificações existentes em 31 de dezembro de 1988.</w:t>
       </w:r>
     </w:p>
     <w:p>
       <w:r>
-        <w:t>§ 3o Na alienação de imóvel adquirido até 31 de dezembro de 1988, contendo construção, ampliação ou reforma iniciada após essa data, o percentual de redução aplica-se à parcela do ganho de capital que corresponder ao terreno e às edificações existentes em 31 de dezembro de 1988.</w:t>
-      </w:r>
-    </w:p>
-    <w:p>
-      <w:r>
-        <w:t>§ 4o Para efeito do disposto nos §§ 2o e 3o:</w:t>
+        <w:t>§ 4º Para efeito do disposto nos §§ 2º e 3º:</w:t>
       </w:r>
     </w:p>
     <w:p>
@@ -707,12 +1301,12 @@
     </w:p>
     <w:p>
       <w:r>
-        <w:t>§ 5o No caso de bens imóveis havidos por herança ou legado, cuja abertura da sucessão (falecimento) tenha ocorrido até 31 de dezembro de 1988, o percentual de redução é determinado tomando-se por base o ano da abertura da sucessão, mesmo que a partilha tenha ocorrido em ano posterior.</w:t>
+        <w:t>§ 5º No caso de bens imóveis havidos por herança ou legado, cuja abertura da sucessão (falecimento) tenha ocorrido até 31 de dezembro de 1988, o percentual de redução é determinado tomando-se por base o ano da abertura da sucessão, mesmo que a partilha tenha ocorrido em ano posterior.</w:t>
       </w:r>
     </w:p>
     <w:p>
       <w:r>
-        <w:t>§ 6o O saldo do ganho de capital sujeito à tributação é igual à diferença entre o ganho total e a soma das parcelas a deduzir, resultantes da aplicação do respectivo percentual de redução.</w:t>
+        <w:t>§ 6º O saldo do ganho de capital sujeito à tributação é igual à diferença entre o ganho total e a soma das parcelas a deduzir, resultantes da aplicação do respectivo percentual de redução.</w:t>
       </w:r>
     </w:p>
     <w:p>
@@ -732,12 +1326,12 @@
     </w:p>
     <w:p>
       <w:r>
-        <w:t>§ 1o O cálculo e o pagamento do imposto devido sobre o ganho de capital na alienação de bens e direitos devem ser efetuados em separado dos demais rendimentos tributáveis recebidos no mês, quaisquer que sejam.</w:t>
+        <w:t>§ 1º O cálculo e o pagamento do imposto devido sobre o ganho de capital na alienação de bens e direitos devem ser efetuados em separado dos demais rendimentos tributáveis recebidos no mês, quaisquer que sejam.</w:t>
       </w:r>
     </w:p>
     <w:p>
       <w:r>
-        <w:t>§ 2o O imposto incidente sobre ganhos de capital não é compensável na Declaração de Ajuste Anual.</w:t>
+        <w:t>§ 2º O imposto incidente sobre ganhos de capital não é compensável na Declaração de Ajuste Anual.</w:t>
       </w:r>
     </w:p>
     <w:p>
@@ -782,7 +1376,15 @@
     </w:p>
     <w:p>
       <w:r>
-        <w:t>II - alienação de bens ou direitos por valor igual ou inferior a R$ 20.000,00 (vinte mil reais);</w:t>
+        <w:t>II -</w:t>
+      </w:r>
+    </w:p>
+    <w:p>
+      <w:r>
+        <w:rPr>
+          <w:i/>
+        </w:rPr>
+        <w:t>[Revogado(a) pelo(a) Instrução Normativa SRF nº 599, de 28 de dezembro de 2005]</w:t>
       </w:r>
     </w:p>
     <w:p>
@@ -802,7 +1404,7 @@
     </w:p>
     <w:p>
       <w:r>
-        <w:t>§ 1o Na hipótese do inciso I do caput:</w:t>
+        <w:t>§ 1º Na hipótese do inciso I do caput:</w:t>
       </w:r>
     </w:p>
     <w:p>
@@ -827,32 +1429,72 @@
     </w:p>
     <w:p>
       <w:r>
-        <w:t>§ 2o O limite a que se refere o inciso II do caput é considerado em relação:</w:t>
+        <w:t>§ 2º</w:t>
       </w:r>
     </w:p>
     <w:p>
       <w:r>
-        <w:t>I - ao bem ou direito ou ao valor do conjunto dos bens ou direitos da mesma natureza, alienados em um mesmo mês;</w:t>
+        <w:rPr>
+          <w:i/>
+        </w:rPr>
+        <w:t>[Revogado(a) pelo(a) Instrução Normativa SRF nº 599, de 28 de dezembro de 2005]</w:t>
       </w:r>
     </w:p>
     <w:p>
       <w:r>
-        <w:t>II - à parte de cada condômino ou co-proprietário, no caso de bens possuídos em condomínio;</w:t>
+        <w:t>I -</w:t>
       </w:r>
     </w:p>
     <w:p>
       <w:r>
-        <w:t>III - a cada um dos bens ou direitos possuídos em comunhão e ao valor do conjunto dos bens ou direitos da mesma natureza, alienados em um mesmo mês, no caso de sociedade conjugal.</w:t>
+        <w:rPr>
+          <w:i/>
+        </w:rPr>
+        <w:t>[Revogado(a) pelo(a) Instrução Normativa SRF nº 599, de 28 de dezembro de 2005]</w:t>
       </w:r>
     </w:p>
     <w:p>
       <w:r>
-        <w:t>§ 3o Para efeito do disposto nos incisos I e III do § 2o, consideram-se bens ou direitos da mesma natureza aqueles que guardam as mesmas características entre si, tais como automóveis e motocicletas; imóvel urbano e terra nua; quadros e esculturas; ações e quotas.</w:t>
+        <w:t>II -</w:t>
       </w:r>
     </w:p>
     <w:p>
       <w:r>
-        <w:t>§ 4o Na hipótese do inciso IV do caput, a exclusão aplica-se:</w:t>
+        <w:rPr>
+          <w:i/>
+        </w:rPr>
+        <w:t>[Revogado(a) pelo(a) Instrução Normativa SRF nº 599, de 28 de dezembro de 2005]</w:t>
+      </w:r>
+    </w:p>
+    <w:p>
+      <w:r>
+        <w:t>III -</w:t>
+      </w:r>
+    </w:p>
+    <w:p>
+      <w:r>
+        <w:rPr>
+          <w:i/>
+        </w:rPr>
+        <w:t>[Revogado(a) pelo(a) Instrução Normativa SRF nº 599, de 28 de dezembro de 2005]</w:t>
+      </w:r>
+    </w:p>
+    <w:p>
+      <w:r>
+        <w:t>§ 3º</w:t>
+      </w:r>
+    </w:p>
+    <w:p>
+      <w:r>
+        <w:rPr>
+          <w:i/>
+        </w:rPr>
+        <w:t>[Revogado(a) pelo(a) Instrução Normativa SRF nº 599, de 28 de dezembro de 2005]</w:t>
+      </w:r>
+    </w:p>
+    <w:p>
+      <w:r>
+        <w:t>§ 4º Na hipótese do inciso IV do caput, a exclusão aplica-se:</w:t>
       </w:r>
     </w:p>
     <w:p>
@@ -867,7 +1509,7 @@
     </w:p>
     <w:p>
       <w:r>
-        <w:t>§ 5o Na permuta de unidades imobiliárias com torna, o ganho de capital é apurado exclusivamente em relação a esta, observado o disposto no art. 23.</w:t>
+        <w:t>§ 5º Na permuta de unidades imobiliárias com torna, o ganho de capital é apurado exclusivamente em relação a esta, observado o disposto no art. 23.</w:t>
       </w:r>
     </w:p>
     <w:p>
@@ -917,17 +1559,17 @@
     </w:p>
     <w:p>
       <w:r>
-        <w:t>§ 1o Na hipótese do inciso II do caput, quando o alienante não for inscrito no Cadastro das Pessoas Físicas (CPF), no Darf é indicado o número de inscrição do procurador.</w:t>
+        <w:t>§ 1º Na hipótese do inciso II do caput, quando o alienante não for inscrito no Cadastro das Pessoas Físicas (CPF), no Darf é indicado o número de inscrição do procurador.</w:t>
       </w:r>
     </w:p>
     <w:p>
       <w:r>
-        <w:t>§ 2o Na hipótese do art. 22, o imposto é recolhido em nome de cada cônjuge, na proporção de cinqüenta por cento para cada um, ou em nome de um deles, pela totalidade.</w:t>
+        <w:t>§ 2º Na hipótese do art. 22, o imposto é recolhido em nome de cada cônjuge, na proporção de cinqüenta por cento para cada um, ou em nome de um deles, pela totalidade.</w:t>
       </w:r>
     </w:p>
     <w:p>
       <w:r>
-        <w:t>§ 3o O pagamento do imposto é efetuado:</w:t>
+        <w:t>§ 3º O pagamento do imposto é efetuado:</w:t>
       </w:r>
     </w:p>
     <w:p>
@@ -1022,7 +1664,7 @@
     </w:p>
     <w:p>
       <w:r>
-        <w:t>Art. 35. Ficam formalmente revogadas, sem interrupção de sua força normativa, as Instruções Normativas SRF No 39/93, de 30 de março de 1993, No 48/98, de 26 de maio de 1998, No 51/98, de 3 de junho de 1998, e No 158/99, de 23 de dezembro de 1999.</w:t>
+        <w:t>Art. 35. Ficam formalmente revogadas, sem interrupção de sua força normativa, as Instruções Normativas SRF nº 39/93, de 30 de março de 1993, nº 48/98, de 26 de maio de 1998, nº 51/98, de 3 de junho de 1998, e nº 158/99, de 23 de dezembro de 1999.</w:t>
       </w:r>
     </w:p>
     <w:p>
@@ -1033,6 +1675,9 @@
     <w:p>
       <w:r>
         <w:t xml:space="preserve">ANEXO ÚNICO </w:t>
+      </w:r>
+      <w:r>
+        <w:br/>
       </w:r>
       <w:r>
         <w:t>Tabela de Atualização do Custo de Bens e Direitos</w:t>
